--- a/downloads/documents/04 Units/Unit 02 - Individual Growth and Life Readiness - Me, My Goals, My Money/Lesson 02.12 - Saving and Compound Growth.docx
+++ b/downloads/documents/04 Units/Unit 02 - Individual Growth and Life Readiness - Me, My Goals, My Money/Lesson 02.12 - Saving and Compound Growth.docx
@@ -341,7 +341,7 @@
         <w:t xml:space="preserve"> </w:t>
       </w:r>
       <w:r>
-        <w:t xml:space="preserve">for Turkish, Portuguese, and Spanish.</w:t>
+        <w:t xml:space="preserve">for Spanish.</w:t>
       </w:r>
     </w:p>
     <w:p>
@@ -1065,7 +1065,7 @@
         <w:pStyle w:val="Compact"/>
       </w:pPr>
       <w:r>
-        <w:t xml:space="preserve">ELL: the three reasons to save each have a picture on the slide; the words save, interest, compound, principal are on a card in English, Turkish, Portuguese, and Spanish (see</w:t>
+        <w:t xml:space="preserve">ELL: the three reasons to save each have a picture on the slide; the words save, interest, compound, principal are on a card in English and Spanish (see</w:t>
       </w:r>
       <w:r>
         <w:t xml:space="preserve"> </w:t>

--- a/downloads/documents/04 Units/Unit 02 - Individual Growth and Life Readiness - Me, My Goals, My Money/Lesson 02.12 - Saving and Compound Growth.docx
+++ b/downloads/documents/04 Units/Unit 02 - Individual Growth and Life Readiness - Me, My Goals, My Money/Lesson 02.12 - Saving and Compound Growth.docx
@@ -188,7 +188,7 @@
         <w:pStyle w:val="FirstParagraph"/>
       </w:pPr>
       <w:r>
-        <w:t xml:space="preserve">Note on the National FCS lines: the task asked for a 2.6 savings competency. The 3.0 text has no competency that names saving; 2.6.1 (the need for financial planning) is the closest 2.6 line and is printed in the IGLR module block, and 3.3.4 names savings alternatives and is confirmed in the 3.0 text. Both come from the crosswalk row for IGLR 4. e).</w:t>
+        <w:t xml:space="preserve">Note on the National FCS lines: the unit plan called for a 2.6 savings competency. The 3.0 text has no competency that names saving; 2.6.1 (the need for financial planning) is the closest 2.6 line and is printed in the IGLR module block, and 3.3.4 names savings alternatives and is confirmed in the 3.0 text. Both come from the crosswalk row for IGLR 4. e).</w:t>
       </w:r>
     </w:p>
     <w:p>
@@ -959,7 +959,7 @@
         <w:t xml:space="preserve"> </w:t>
       </w:r>
       <w:r>
-        <w:t xml:space="preserve">A pair with three yeses moves to the jar comparison. A pair whose year 2 interest is $52.00 again forgot to add the deposit to the balance; the prompt is</w:t>
+        <w:t xml:space="preserve">A pair with three yeses moves to the jar comparison. A pair whose year 2 interest is $52.00 again took 5 percent of the new $1,040 deposit alone and left out the $1,092 carried from year 1; the prompt is</w:t>
       </w:r>
       <w:r>
         <w:t xml:space="preserve"> </w:t>
@@ -1669,7 +1669,7 @@
         <w:pStyle w:val="Compact"/>
       </w:pPr>
       <w:r>
-        <w:t xml:space="preserve">Common mistake: forgetting to add the new deposit before computing interest, so every year earns $52. The clipboard check catches it at year 2.</w:t>
+        <w:t xml:space="preserve">Common mistake: computing interest on the new $1,040 deposit alone instead of on the whole balance, so every year earns $52. The clipboard check catches it at year 2.</w:t>
       </w:r>
     </w:p>
     <w:p>

--- a/downloads/documents/04 Units/Unit 02 - Individual Growth and Life Readiness - Me, My Goals, My Money/Lesson 02.12 - Saving and Compound Growth.docx
+++ b/downloads/documents/04 Units/Unit 02 - Individual Growth and Life Readiness - Me, My Goals, My Money/Lesson 02.12 - Saving and Compound Growth.docx
@@ -1487,7 +1487,7 @@
         <w:pStyle w:val="FirstParagraph"/>
       </w:pPr>
       <w:r>
-        <w:t xml:space="preserve">Math: exponents as repeated multiplication and percent of a number; this table is a ready-made grade 7 exponent lesson, and the math teacher can run the 3 percent version. ClassroomStreet: the savings account is the</w:t>
+        <w:t xml:space="preserve">Math: exponents as repeated multiplication and percent of a number; this table is a ready-made grade 7 exponent lesson, and the math teacher can run the 3 percent version. The Gilded Age Market: the savings account is the</w:t>
       </w:r>
       <w:r>
         <w:t xml:space="preserve"> </w:t>
@@ -1505,7 +1505,7 @@
         <w:t xml:space="preserve"> </w:t>
       </w:r>
       <w:r>
-        <w:t xml:space="preserve">choice students compare to stocks in Topic 2.4 (Lesson 2.14, safe versus risky). Community: a credit union youth account visit fits here or in Lesson 2.10; ask them to bring the real rate and the real fee sheet.</w:t>
+        <w:t xml:space="preserve">choice students compare to stocks in Topic 2.4 (Lesson 2.14, safe versus risky; the market’s savings bank pays 3 percent a round and never falls). Community: a credit union youth account visit fits here or in Lesson 2.10; ask them to bring the real rate and the real fee sheet.</w:t>
       </w:r>
     </w:p>
     <w:p>
